--- a/BT PhanTich.docx
+++ b/BT PhanTich.docx
@@ -515,13 +515,6 @@
             </w:pPr>
             <w:r>
               <w:rPr>
-                <w:rFonts w:ascii="Segoe UI Emoji" w:hAnsi="Segoe UI Emoji" w:cs="Segoe UI Emoji"/>
-                <w:lang w:val="en-GB"/>
-              </w:rPr>
-              <w:t>❌</w:t>
-            </w:r>
-            <w:r>
-              <w:rPr>
                 <w:lang w:val="en-GB"/>
               </w:rPr>
               <w:t xml:space="preserve"> Sai</w:t>
@@ -1143,13 +1136,6 @@
             </w:pPr>
             <w:r>
               <w:rPr>
-                <w:rFonts w:ascii="Segoe UI Emoji" w:hAnsi="Segoe UI Emoji" w:cs="Segoe UI Emoji"/>
-                <w:lang w:val="en-GB"/>
-              </w:rPr>
-              <w:t>❌</w:t>
-            </w:r>
-            <w:r>
-              <w:rPr>
                 <w:lang w:val="en-GB"/>
               </w:rPr>
               <w:t xml:space="preserve"> Sai</w:t>
@@ -2287,13 +2273,6 @@
             </w:pPr>
             <w:r>
               <w:rPr>
-                <w:rFonts w:ascii="Segoe UI Emoji" w:hAnsi="Segoe UI Emoji" w:cs="Segoe UI Emoji"/>
-                <w:lang w:val="en-GB"/>
-              </w:rPr>
-              <w:t>❌</w:t>
-            </w:r>
-            <w:r>
-              <w:rPr>
                 <w:lang w:val="en-GB"/>
               </w:rPr>
               <w:t xml:space="preserve"> Sai</w:t>
@@ -2711,13 +2690,6 @@
                 <w:lang w:val="en-GB"/>
               </w:rPr>
             </w:pPr>
-            <w:r>
-              <w:rPr>
-                <w:rFonts w:ascii="Segoe UI Emoji" w:hAnsi="Segoe UI Emoji" w:cs="Segoe UI Emoji"/>
-                <w:lang w:val="en-GB"/>
-              </w:rPr>
-              <w:t>❌</w:t>
-            </w:r>
             <w:r>
               <w:rPr>
                 <w:lang w:val="en-GB"/>
@@ -6686,6 +6658,7 @@
   <w:style w:type="character" w:default="1" w:styleId="DefaultParagraphFont">
     <w:name w:val="Default Paragraph Font"/>
     <w:uiPriority w:val="1"/>
+    <w:semiHidden/>
     <w:unhideWhenUsed/>
   </w:style>
   <w:style w:type="table" w:default="1" w:styleId="TableNormal">
